--- a/demo_factory/documents/internal/Operator_Handbook.docx
+++ b/demo_factory/documents/internal/Operator_Handbook.docx
@@ -12,12 +12,85 @@
     </w:p>
     <w:p>
       <w:r>
-        <w:t>Positioning warnings and E-STOP-17 escalation</w:t>
+        <w:t>Document ID: OH-210 | Title: Operator Handbook | Factory: FACTORY-DEMO-01 | Station: S01-S05 | Classification: INTERNAL | Revision: 1.1 | Effective Date: 2026-01-17 | Owner: Demo Operations Engineering</w:t>
+      </w:r>
+    </w:p>
+    <w:p>
+      <w:pPr>
+        <w:pStyle w:val="Heading1"/>
+      </w:pPr>
+      <w:r>
+        <w:t>Factory overview</w:t>
       </w:r>
     </w:p>
     <w:p>
       <w:r>
-        <w:t>Synthetic training data for FACTORY-DEMO-01 only.</w:t>
+        <w:t>S01 Material Intake, S02 Positioning, S03 Robot Assembly, S04 Quality Inspection, S05 Packaging.</w:t>
+      </w:r>
+    </w:p>
+    <w:p>
+      <w:pPr>
+        <w:pStyle w:val="Heading1"/>
+      </w:pPr>
+      <w:r>
+        <w:t>Normal operation</w:t>
+      </w:r>
+    </w:p>
+    <w:p>
+      <w:r>
+        <w:t>Confirm line-ready state, follow HMI prompts, and preserve product traceability.</w:t>
+      </w:r>
+    </w:p>
+    <w:p>
+      <w:pPr>
+        <w:pStyle w:val="Heading1"/>
+      </w:pPr>
+      <w:r>
+        <w:t>Startup and shutdown</w:t>
+      </w:r>
+    </w:p>
+    <w:p>
+      <w:r>
+        <w:t>Use approved line procedures. Do not bypass safety zones or maintenance interlocks.</w:t>
+      </w:r>
+    </w:p>
+    <w:p>
+      <w:pPr>
+        <w:pStyle w:val="Heading1"/>
+      </w:pPr>
+      <w:r>
+        <w:t>Alarm handling</w:t>
+      </w:r>
+    </w:p>
+    <w:p>
+      <w:r>
+        <w:t>Record alarm code, station, product and time. Escalate E-STOP-17 or repeated POSITION-ENC-02 to maintenance.</w:t>
+      </w:r>
+    </w:p>
+    <w:p>
+      <w:pPr>
+        <w:pStyle w:val="Heading1"/>
+      </w:pPr>
+      <w:r>
+        <w:t>Quality workflow</w:t>
+      </w:r>
+    </w:p>
+    <w:p>
+      <w:r>
+        <w:t>S04 produces accepted or rejected outcomes. QUALITY-09 requires a documented engineering review.</w:t>
+      </w:r>
+    </w:p>
+    <w:p>
+      <w:pPr>
+        <w:pStyle w:val="Heading1"/>
+      </w:pPr>
+      <w:r>
+        <w:t>Responsibilities</w:t>
+      </w:r>
+    </w:p>
+    <w:p>
+      <w:r>
+        <w:t>Operators protect safe operation and escalate; they do not change restricted recipes or calibration offsets.</w:t>
       </w:r>
     </w:p>
     <w:sectPr>
